--- a/docs/business_context/full_funnel.docx
+++ b/docs/business_context/full_funnel.docx
@@ -262,13 +262,8 @@
         </w:rPr>
       </w:pPr>
       <w:r>
-        <w:rPr>
-          <w:noProof/>
-        </w:rPr>
-      </w:r>
-      <w:r>
-        <w:pict w14:anchorId="755FDAAD">
-          <v:rect id="Horizontal Line 1" o:spid="_x0000_s1054" style="width:468pt;height:.05pt;visibility:visible;mso-wrap-style:square;mso-left-percent:-10001;mso-top-percent:-10001;mso-position-horizontal:absolute;mso-position-horizontal-relative:char;mso-position-vertical:absolute;mso-position-vertical-relative:line;mso-left-percent:-10001;mso-top-percent:-10001;v-text-anchor:top" o:gfxdata="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" filled="f">
+        <w:pict w14:anchorId="06DBB4A2">
+          <v:rect id="Horizontal Line 1" o:spid="_x0000_s1054" alt="" style="width:468pt;height:.05pt;visibility:visible;mso-wrap-style:square;mso-width-percent:0;mso-height-percent:0;mso-left-percent:-10001;mso-top-percent:-10001;mso-position-horizontal:absolute;mso-position-horizontal-relative:char;mso-position-vertical:absolute;mso-position-vertical-relative:line;mso-width-percent:0;mso-height-percent:0;mso-left-percent:-10001;mso-top-percent:-10001;v-text-anchor:top" filled="f">
             <o:lock v:ext="edit" rotation="t" aspectratio="t" verticies="t" text="t" shapetype="t"/>
             <w10:anchorlock/>
           </v:rect>
@@ -993,13 +988,8 @@
         </w:rPr>
       </w:pPr>
       <w:r>
-        <w:rPr>
-          <w:noProof/>
-        </w:rPr>
-      </w:r>
-      <w:r>
-        <w:pict w14:anchorId="74056695">
-          <v:rect id="Horizontal Line 2" o:spid="_x0000_s1053" style="width:468pt;height:1.1pt;visibility:visible;mso-wrap-style:square;mso-left-percent:-10001;mso-top-percent:-10001;mso-position-horizontal:absolute;mso-position-horizontal-relative:char;mso-position-vertical:absolute;mso-position-vertical-relative:line;mso-left-percent:-10001;mso-top-percent:-10001;v-text-anchor:top" o:gfxdata="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" filled="f">
+        <w:pict w14:anchorId="102B9C61">
+          <v:rect id="Horizontal Line 2" o:spid="_x0000_s1053" alt="" style="width:468pt;height:1.1pt;visibility:visible;mso-wrap-style:square;mso-width-percent:0;mso-height-percent:0;mso-left-percent:-10001;mso-top-percent:-10001;mso-position-horizontal:absolute;mso-position-horizontal-relative:char;mso-position-vertical:absolute;mso-position-vertical-relative:line;mso-width-percent:0;mso-height-percent:0;mso-left-percent:-10001;mso-top-percent:-10001;v-text-anchor:top" filled="f">
             <o:lock v:ext="edit" rotation="t" aspectratio="t" verticies="t" text="t" shapetype="t"/>
             <w10:anchorlock/>
           </v:rect>
@@ -1259,13 +1249,8 @@
         </w:rPr>
       </w:pPr>
       <w:r>
-        <w:rPr>
-          <w:noProof/>
-        </w:rPr>
-      </w:r>
-      <w:r>
-        <w:pict w14:anchorId="3508191E">
-          <v:rect id="Horizontal Line 3" o:spid="_x0000_s1052" style="width:468pt;height:1.1pt;visibility:visible;mso-wrap-style:square;mso-left-percent:-10001;mso-top-percent:-10001;mso-position-horizontal:absolute;mso-position-horizontal-relative:char;mso-position-vertical:absolute;mso-position-vertical-relative:line;mso-left-percent:-10001;mso-top-percent:-10001;v-text-anchor:top" o:gfxdata="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" filled="f">
+        <w:pict w14:anchorId="4F6213E0">
+          <v:rect id="Horizontal Line 3" o:spid="_x0000_s1052" alt="" style="width:468pt;height:1.1pt;visibility:visible;mso-wrap-style:square;mso-width-percent:0;mso-height-percent:0;mso-left-percent:-10001;mso-top-percent:-10001;mso-position-horizontal:absolute;mso-position-horizontal-relative:char;mso-position-vertical:absolute;mso-position-vertical-relative:line;mso-width-percent:0;mso-height-percent:0;mso-left-percent:-10001;mso-top-percent:-10001;v-text-anchor:top" filled="f">
             <o:lock v:ext="edit" rotation="t" aspectratio="t" verticies="t" text="t" shapetype="t"/>
             <w10:anchorlock/>
           </v:rect>
@@ -2114,13 +2099,8 @@
         </w:rPr>
       </w:pPr>
       <w:r>
-        <w:rPr>
-          <w:noProof/>
-        </w:rPr>
-      </w:r>
-      <w:r>
-        <w:pict w14:anchorId="4A6D6925">
-          <v:rect id="Horizontal Line 4" o:spid="_x0000_s1051" style="width:468pt;height:1.1pt;visibility:visible;mso-wrap-style:square;mso-left-percent:-10001;mso-top-percent:-10001;mso-position-horizontal:absolute;mso-position-horizontal-relative:char;mso-position-vertical:absolute;mso-position-vertical-relative:line;mso-left-percent:-10001;mso-top-percent:-10001;v-text-anchor:top" o:gfxdata="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" filled="f">
+        <w:pict w14:anchorId="71D1108E">
+          <v:rect id="Horizontal Line 4" o:spid="_x0000_s1051" alt="" style="width:468pt;height:1.1pt;visibility:visible;mso-wrap-style:square;mso-width-percent:0;mso-height-percent:0;mso-left-percent:-10001;mso-top-percent:-10001;mso-position-horizontal:absolute;mso-position-horizontal-relative:char;mso-position-vertical:absolute;mso-position-vertical-relative:line;mso-width-percent:0;mso-height-percent:0;mso-left-percent:-10001;mso-top-percent:-10001;v-text-anchor:top" filled="f">
             <o:lock v:ext="edit" rotation="t" aspectratio="t" verticies="t" text="t" shapetype="t"/>
             <w10:anchorlock/>
           </v:rect>
@@ -2331,13 +2311,8 @@
         </w:rPr>
       </w:pPr>
       <w:r>
-        <w:rPr>
-          <w:noProof/>
-        </w:rPr>
-      </w:r>
-      <w:r>
-        <w:pict w14:anchorId="0C14558F">
-          <v:rect id="Horizontal Line 5" o:spid="_x0000_s1050" style="width:468pt;height:.05pt;visibility:visible;mso-wrap-style:square;mso-left-percent:-10001;mso-top-percent:-10001;mso-position-horizontal:absolute;mso-position-horizontal-relative:char;mso-position-vertical:absolute;mso-position-vertical-relative:line;mso-left-percent:-10001;mso-top-percent:-10001;v-text-anchor:top" o:gfxdata="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" filled="f">
+        <w:pict w14:anchorId="714BD1DF">
+          <v:rect id="Horizontal Line 5" o:spid="_x0000_s1050" alt="" style="width:468pt;height:.05pt;visibility:visible;mso-wrap-style:square;mso-width-percent:0;mso-height-percent:0;mso-left-percent:-10001;mso-top-percent:-10001;mso-position-horizontal:absolute;mso-position-horizontal-relative:char;mso-position-vertical:absolute;mso-position-vertical-relative:line;mso-width-percent:0;mso-height-percent:0;mso-left-percent:-10001;mso-top-percent:-10001;v-text-anchor:top" filled="f">
             <o:lock v:ext="edit" rotation="t" aspectratio="t" verticies="t" text="t" shapetype="t"/>
             <w10:anchorlock/>
           </v:rect>
@@ -2550,13 +2525,8 @@
         </w:rPr>
       </w:pPr>
       <w:r>
-        <w:rPr>
-          <w:noProof/>
-        </w:rPr>
-      </w:r>
-      <w:r>
-        <w:pict w14:anchorId="777DAEA1">
-          <v:rect id="Horizontal Line 6" o:spid="_x0000_s1049" style="width:468pt;height:1.1pt;visibility:visible;mso-wrap-style:square;mso-left-percent:-10001;mso-top-percent:-10001;mso-position-horizontal:absolute;mso-position-horizontal-relative:char;mso-position-vertical:absolute;mso-position-vertical-relative:line;mso-left-percent:-10001;mso-top-percent:-10001;v-text-anchor:top" o:gfxdata="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" filled="f">
+        <w:pict w14:anchorId="2490CC11">
+          <v:rect id="Horizontal Line 6" o:spid="_x0000_s1049" alt="" style="width:468pt;height:1.1pt;visibility:visible;mso-wrap-style:square;mso-width-percent:0;mso-height-percent:0;mso-left-percent:-10001;mso-top-percent:-10001;mso-position-horizontal:absolute;mso-position-horizontal-relative:char;mso-position-vertical:absolute;mso-position-vertical-relative:line;mso-width-percent:0;mso-height-percent:0;mso-left-percent:-10001;mso-top-percent:-10001;v-text-anchor:top" filled="f">
             <o:lock v:ext="edit" rotation="t" aspectratio="t" verticies="t" text="t" shapetype="t"/>
             <w10:anchorlock/>
           </v:rect>
@@ -2815,13 +2785,8 @@
         </w:rPr>
       </w:pPr>
       <w:r>
-        <w:rPr>
-          <w:noProof/>
-        </w:rPr>
-      </w:r>
-      <w:r>
-        <w:pict w14:anchorId="009EAEDA">
-          <v:rect id="Horizontal Line 7" o:spid="_x0000_s1048" style="width:468pt;height:1.1pt;visibility:visible;mso-wrap-style:square;mso-left-percent:-10001;mso-top-percent:-10001;mso-position-horizontal:absolute;mso-position-horizontal-relative:char;mso-position-vertical:absolute;mso-position-vertical-relative:line;mso-left-percent:-10001;mso-top-percent:-10001;v-text-anchor:top" o:gfxdata="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" filled="f">
+        <w:pict w14:anchorId="283670C9">
+          <v:rect id="Horizontal Line 7" o:spid="_x0000_s1048" alt="" style="width:468pt;height:1.1pt;visibility:visible;mso-wrap-style:square;mso-width-percent:0;mso-height-percent:0;mso-left-percent:-10001;mso-top-percent:-10001;mso-position-horizontal:absolute;mso-position-horizontal-relative:char;mso-position-vertical:absolute;mso-position-vertical-relative:line;mso-width-percent:0;mso-height-percent:0;mso-left-percent:-10001;mso-top-percent:-10001;v-text-anchor:top" filled="f">
             <o:lock v:ext="edit" rotation="t" aspectratio="t" verticies="t" text="t" shapetype="t"/>
             <w10:anchorlock/>
           </v:rect>
@@ -3245,13 +3210,8 @@
         </w:rPr>
       </w:pPr>
       <w:r>
-        <w:rPr>
-          <w:noProof/>
-        </w:rPr>
-      </w:r>
-      <w:r>
-        <w:pict w14:anchorId="1170E0B3">
-          <v:rect id="Horizontal Line 8" o:spid="_x0000_s1047" style="width:468pt;height:.05pt;visibility:visible;mso-wrap-style:square;mso-left-percent:-10001;mso-top-percent:-10001;mso-position-horizontal:absolute;mso-position-horizontal-relative:char;mso-position-vertical:absolute;mso-position-vertical-relative:line;mso-left-percent:-10001;mso-top-percent:-10001;v-text-anchor:top" o:gfxdata="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" filled="f">
+        <w:pict w14:anchorId="3F7390BA">
+          <v:rect id="Horizontal Line 8" o:spid="_x0000_s1047" alt="" style="width:468pt;height:.05pt;visibility:visible;mso-wrap-style:square;mso-width-percent:0;mso-height-percent:0;mso-left-percent:-10001;mso-top-percent:-10001;mso-position-horizontal:absolute;mso-position-horizontal-relative:char;mso-position-vertical:absolute;mso-position-vertical-relative:line;mso-width-percent:0;mso-height-percent:0;mso-left-percent:-10001;mso-top-percent:-10001;v-text-anchor:top" filled="f">
             <o:lock v:ext="edit" rotation="t" aspectratio="t" verticies="t" text="t" shapetype="t"/>
             <w10:anchorlock/>
           </v:rect>
@@ -3467,13 +3427,8 @@
         </w:rPr>
       </w:pPr>
       <w:r>
-        <w:rPr>
-          <w:noProof/>
-        </w:rPr>
-      </w:r>
-      <w:r>
-        <w:pict w14:anchorId="5869B96C">
-          <v:rect id="Horizontal Line 9" o:spid="_x0000_s1046" style="width:468pt;height:1.1pt;visibility:visible;mso-wrap-style:square;mso-left-percent:-10001;mso-top-percent:-10001;mso-position-horizontal:absolute;mso-position-horizontal-relative:char;mso-position-vertical:absolute;mso-position-vertical-relative:line;mso-left-percent:-10001;mso-top-percent:-10001;v-text-anchor:top" o:gfxdata="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" filled="f">
+        <w:pict w14:anchorId="6EAB7B08">
+          <v:rect id="Horizontal Line 9" o:spid="_x0000_s1046" alt="" style="width:468pt;height:1.1pt;visibility:visible;mso-wrap-style:square;mso-width-percent:0;mso-height-percent:0;mso-left-percent:-10001;mso-top-percent:-10001;mso-position-horizontal:absolute;mso-position-horizontal-relative:char;mso-position-vertical:absolute;mso-position-vertical-relative:line;mso-width-percent:0;mso-height-percent:0;mso-left-percent:-10001;mso-top-percent:-10001;v-text-anchor:top" filled="f">
             <o:lock v:ext="edit" rotation="t" aspectratio="t" verticies="t" text="t" shapetype="t"/>
             <w10:anchorlock/>
           </v:rect>
@@ -3760,13 +3715,8 @@
         </w:rPr>
       </w:pPr>
       <w:r>
-        <w:rPr>
-          <w:noProof/>
-        </w:rPr>
-      </w:r>
-      <w:r>
-        <w:pict w14:anchorId="3F3354D5">
-          <v:rect id="Horizontal Line 10" o:spid="_x0000_s1045" style="width:468pt;height:1.1pt;visibility:visible;mso-wrap-style:square;mso-left-percent:-10001;mso-top-percent:-10001;mso-position-horizontal:absolute;mso-position-horizontal-relative:char;mso-position-vertical:absolute;mso-position-vertical-relative:line;mso-left-percent:-10001;mso-top-percent:-10001;v-text-anchor:top" o:gfxdata="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" filled="f">
+        <w:pict w14:anchorId="5DB590C6">
+          <v:rect id="Horizontal Line 10" o:spid="_x0000_s1045" alt="" style="width:468pt;height:1.1pt;visibility:visible;mso-wrap-style:square;mso-width-percent:0;mso-height-percent:0;mso-left-percent:-10001;mso-top-percent:-10001;mso-position-horizontal:absolute;mso-position-horizontal-relative:char;mso-position-vertical:absolute;mso-position-vertical-relative:line;mso-width-percent:0;mso-height-percent:0;mso-left-percent:-10001;mso-top-percent:-10001;v-text-anchor:top" filled="f">
             <o:lock v:ext="edit" rotation="t" aspectratio="t" verticies="t" text="t" shapetype="t"/>
             <w10:anchorlock/>
           </v:rect>
@@ -4004,13 +3954,8 @@
         </w:rPr>
       </w:pPr>
       <w:r>
-        <w:rPr>
-          <w:noProof/>
-        </w:rPr>
-      </w:r>
-      <w:r>
-        <w:pict w14:anchorId="3FF6C83B">
-          <v:rect id="Horizontal Line 11" o:spid="_x0000_s1044" style="width:468pt;height:.05pt;visibility:visible;mso-wrap-style:square;mso-left-percent:-10001;mso-top-percent:-10001;mso-position-horizontal:absolute;mso-position-horizontal-relative:char;mso-position-vertical:absolute;mso-position-vertical-relative:line;mso-left-percent:-10001;mso-top-percent:-10001;v-text-anchor:top" o:gfxdata="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" filled="f">
+        <w:pict w14:anchorId="3E01D803">
+          <v:rect id="Horizontal Line 11" o:spid="_x0000_s1044" alt="" style="width:468pt;height:.05pt;visibility:visible;mso-wrap-style:square;mso-width-percent:0;mso-height-percent:0;mso-left-percent:-10001;mso-top-percent:-10001;mso-position-horizontal:absolute;mso-position-horizontal-relative:char;mso-position-vertical:absolute;mso-position-vertical-relative:line;mso-width-percent:0;mso-height-percent:0;mso-left-percent:-10001;mso-top-percent:-10001;v-text-anchor:top" filled="f">
             <o:lock v:ext="edit" rotation="t" aspectratio="t" verticies="t" text="t" shapetype="t"/>
             <w10:anchorlock/>
           </v:rect>
@@ -4320,13 +4265,8 @@
         </w:rPr>
       </w:pPr>
       <w:r>
-        <w:rPr>
-          <w:noProof/>
-        </w:rPr>
-      </w:r>
-      <w:r>
-        <w:pict w14:anchorId="62C23CB3">
-          <v:rect id="Horizontal Line 12" o:spid="_x0000_s1043" style="width:468pt;height:1.1pt;visibility:visible;mso-wrap-style:square;mso-left-percent:-10001;mso-top-percent:-10001;mso-position-horizontal:absolute;mso-position-horizontal-relative:char;mso-position-vertical:absolute;mso-position-vertical-relative:line;mso-left-percent:-10001;mso-top-percent:-10001;v-text-anchor:top" o:gfxdata="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" filled="f">
+        <w:pict w14:anchorId="1A2498AF">
+          <v:rect id="Horizontal Line 12" o:spid="_x0000_s1043" alt="" style="width:468pt;height:1.1pt;visibility:visible;mso-wrap-style:square;mso-width-percent:0;mso-height-percent:0;mso-left-percent:-10001;mso-top-percent:-10001;mso-position-horizontal:absolute;mso-position-horizontal-relative:char;mso-position-vertical:absolute;mso-position-vertical-relative:line;mso-width-percent:0;mso-height-percent:0;mso-left-percent:-10001;mso-top-percent:-10001;v-text-anchor:top" filled="f">
             <o:lock v:ext="edit" rotation="t" aspectratio="t" verticies="t" text="t" shapetype="t"/>
             <w10:anchorlock/>
           </v:rect>
@@ -4528,13 +4468,8 @@
         </w:rPr>
       </w:pPr>
       <w:r>
-        <w:rPr>
-          <w:noProof/>
-        </w:rPr>
-      </w:r>
-      <w:r>
-        <w:pict w14:anchorId="612E7938">
-          <v:rect id="Horizontal Line 13" o:spid="_x0000_s1042" style="width:468pt;height:1.1pt;visibility:visible;mso-wrap-style:square;mso-left-percent:-10001;mso-top-percent:-10001;mso-position-horizontal:absolute;mso-position-horizontal-relative:char;mso-position-vertical:absolute;mso-position-vertical-relative:line;mso-left-percent:-10001;mso-top-percent:-10001;v-text-anchor:top" o:gfxdata="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" filled="f">
+        <w:pict w14:anchorId="67A68E41">
+          <v:rect id="Horizontal Line 13" o:spid="_x0000_s1042" alt="" style="width:468pt;height:1.1pt;visibility:visible;mso-wrap-style:square;mso-width-percent:0;mso-height-percent:0;mso-left-percent:-10001;mso-top-percent:-10001;mso-position-horizontal:absolute;mso-position-horizontal-relative:char;mso-position-vertical:absolute;mso-position-vertical-relative:line;mso-width-percent:0;mso-height-percent:0;mso-left-percent:-10001;mso-top-percent:-10001;v-text-anchor:top" filled="f">
             <o:lock v:ext="edit" rotation="t" aspectratio="t" verticies="t" text="t" shapetype="t"/>
             <w10:anchorlock/>
           </v:rect>
@@ -4856,13 +4791,8 @@
         </w:rPr>
       </w:pPr>
       <w:r>
-        <w:rPr>
-          <w:noProof/>
-        </w:rPr>
-      </w:r>
-      <w:r>
-        <w:pict w14:anchorId="0E1AEC09">
-          <v:rect id="Horizontal Line 14" o:spid="_x0000_s1041" style="width:468pt;height:1.1pt;visibility:visible;mso-wrap-style:square;mso-left-percent:-10001;mso-top-percent:-10001;mso-position-horizontal:absolute;mso-position-horizontal-relative:char;mso-position-vertical:absolute;mso-position-vertical-relative:line;mso-left-percent:-10001;mso-top-percent:-10001;v-text-anchor:top" o:gfxdata="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" filled="f">
+        <w:pict w14:anchorId="0E5F1BF0">
+          <v:rect id="Horizontal Line 14" o:spid="_x0000_s1041" alt="" style="width:468pt;height:1.1pt;visibility:visible;mso-wrap-style:square;mso-width-percent:0;mso-height-percent:0;mso-left-percent:-10001;mso-top-percent:-10001;mso-position-horizontal:absolute;mso-position-horizontal-relative:char;mso-position-vertical:absolute;mso-position-vertical-relative:line;mso-width-percent:0;mso-height-percent:0;mso-left-percent:-10001;mso-top-percent:-10001;v-text-anchor:top" filled="f">
             <o:lock v:ext="edit" rotation="t" aspectratio="t" verticies="t" text="t" shapetype="t"/>
             <w10:anchorlock/>
           </v:rect>
@@ -5219,13 +5149,8 @@
         </w:rPr>
       </w:pPr>
       <w:r>
-        <w:rPr>
-          <w:noProof/>
-        </w:rPr>
-      </w:r>
-      <w:r>
-        <w:pict w14:anchorId="3B1C17E8">
-          <v:rect id="Horizontal Line 15" o:spid="_x0000_s1040" style="width:468pt;height:.05pt;visibility:visible;mso-wrap-style:square;mso-left-percent:-10001;mso-top-percent:-10001;mso-position-horizontal:absolute;mso-position-horizontal-relative:char;mso-position-vertical:absolute;mso-position-vertical-relative:line;mso-left-percent:-10001;mso-top-percent:-10001;v-text-anchor:top" o:gfxdata="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" filled="f">
+        <w:pict w14:anchorId="0F51D05A">
+          <v:rect id="Horizontal Line 15" o:spid="_x0000_s1040" alt="" style="width:468pt;height:.05pt;visibility:visible;mso-wrap-style:square;mso-width-percent:0;mso-height-percent:0;mso-left-percent:-10001;mso-top-percent:-10001;mso-position-horizontal:absolute;mso-position-horizontal-relative:char;mso-position-vertical:absolute;mso-position-vertical-relative:line;mso-width-percent:0;mso-height-percent:0;mso-left-percent:-10001;mso-top-percent:-10001;v-text-anchor:top" filled="f">
             <o:lock v:ext="edit" rotation="t" aspectratio="t" verticies="t" text="t" shapetype="t"/>
             <w10:anchorlock/>
           </v:rect>
@@ -5426,13 +5351,8 @@
         </w:rPr>
       </w:pPr>
       <w:r>
-        <w:rPr>
-          <w:noProof/>
-        </w:rPr>
-      </w:r>
-      <w:r>
-        <w:pict w14:anchorId="583E8D7D">
-          <v:rect id="Horizontal Line 16" o:spid="_x0000_s1039" style="width:468pt;height:1.1pt;visibility:visible;mso-wrap-style:square;mso-left-percent:-10001;mso-top-percent:-10001;mso-position-horizontal:absolute;mso-position-horizontal-relative:char;mso-position-vertical:absolute;mso-position-vertical-relative:line;mso-left-percent:-10001;mso-top-percent:-10001;v-text-anchor:top" o:gfxdata="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" filled="f">
+        <w:pict w14:anchorId="55ABB6D2">
+          <v:rect id="Horizontal Line 16" o:spid="_x0000_s1039" alt="" style="width:468pt;height:1.1pt;visibility:visible;mso-wrap-style:square;mso-width-percent:0;mso-height-percent:0;mso-left-percent:-10001;mso-top-percent:-10001;mso-position-horizontal:absolute;mso-position-horizontal-relative:char;mso-position-vertical:absolute;mso-position-vertical-relative:line;mso-width-percent:0;mso-height-percent:0;mso-left-percent:-10001;mso-top-percent:-10001;v-text-anchor:top" filled="f">
             <o:lock v:ext="edit" rotation="t" aspectratio="t" verticies="t" text="t" shapetype="t"/>
             <w10:anchorlock/>
           </v:rect>
@@ -6103,13 +6023,8 @@
         </w:rPr>
       </w:pPr>
       <w:r>
-        <w:rPr>
-          <w:noProof/>
-        </w:rPr>
-      </w:r>
-      <w:r>
-        <w:pict w14:anchorId="1993C307">
-          <v:rect id="Horizontal Line 17" o:spid="_x0000_s1038" style="width:468pt;height:.05pt;visibility:visible;mso-wrap-style:square;mso-left-percent:-10001;mso-top-percent:-10001;mso-position-horizontal:absolute;mso-position-horizontal-relative:char;mso-position-vertical:absolute;mso-position-vertical-relative:line;mso-left-percent:-10001;mso-top-percent:-10001;v-text-anchor:top" o:gfxdata="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" filled="f">
+        <w:pict w14:anchorId="2DDDF338">
+          <v:rect id="Horizontal Line 17" o:spid="_x0000_s1038" alt="" style="width:468pt;height:.05pt;visibility:visible;mso-wrap-style:square;mso-width-percent:0;mso-height-percent:0;mso-left-percent:-10001;mso-top-percent:-10001;mso-position-horizontal:absolute;mso-position-horizontal-relative:char;mso-position-vertical:absolute;mso-position-vertical-relative:line;mso-width-percent:0;mso-height-percent:0;mso-left-percent:-10001;mso-top-percent:-10001;v-text-anchor:top" filled="f">
             <o:lock v:ext="edit" rotation="t" aspectratio="t" verticies="t" text="t" shapetype="t"/>
             <w10:anchorlock/>
           </v:rect>
@@ -6328,13 +6243,8 @@
         </w:rPr>
       </w:pPr>
       <w:r>
-        <w:rPr>
-          <w:noProof/>
-        </w:rPr>
-      </w:r>
-      <w:r>
-        <w:pict w14:anchorId="7BC96634">
-          <v:rect id="Horizontal Line 18" o:spid="_x0000_s1037" style="width:468pt;height:1.1pt;visibility:visible;mso-wrap-style:square;mso-left-percent:-10001;mso-top-percent:-10001;mso-position-horizontal:absolute;mso-position-horizontal-relative:char;mso-position-vertical:absolute;mso-position-vertical-relative:line;mso-left-percent:-10001;mso-top-percent:-10001;v-text-anchor:top" o:gfxdata="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" filled="f">
+        <w:pict w14:anchorId="081EB5DD">
+          <v:rect id="Horizontal Line 18" o:spid="_x0000_s1037" alt="" style="width:468pt;height:1.1pt;visibility:visible;mso-wrap-style:square;mso-width-percent:0;mso-height-percent:0;mso-left-percent:-10001;mso-top-percent:-10001;mso-position-horizontal:absolute;mso-position-horizontal-relative:char;mso-position-vertical:absolute;mso-position-vertical-relative:line;mso-width-percent:0;mso-height-percent:0;mso-left-percent:-10001;mso-top-percent:-10001;v-text-anchor:top" filled="f">
             <o:lock v:ext="edit" rotation="t" aspectratio="t" verticies="t" text="t" shapetype="t"/>
             <w10:anchorlock/>
           </v:rect>
@@ -6536,13 +6446,8 @@
         </w:rPr>
       </w:pPr>
       <w:r>
-        <w:rPr>
-          <w:noProof/>
-        </w:rPr>
-      </w:r>
-      <w:r>
-        <w:pict w14:anchorId="481D0238">
-          <v:rect id="Horizontal Line 19" o:spid="_x0000_s1036" style="width:468pt;height:1.1pt;visibility:visible;mso-wrap-style:square;mso-left-percent:-10001;mso-top-percent:-10001;mso-position-horizontal:absolute;mso-position-horizontal-relative:char;mso-position-vertical:absolute;mso-position-vertical-relative:line;mso-left-percent:-10001;mso-top-percent:-10001;v-text-anchor:top" o:gfxdata="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" filled="f">
+        <w:pict w14:anchorId="2BFB197B">
+          <v:rect id="Horizontal Line 19" o:spid="_x0000_s1036" alt="" style="width:468pt;height:1.1pt;visibility:visible;mso-wrap-style:square;mso-width-percent:0;mso-height-percent:0;mso-left-percent:-10001;mso-top-percent:-10001;mso-position-horizontal:absolute;mso-position-horizontal-relative:char;mso-position-vertical:absolute;mso-position-vertical-relative:line;mso-width-percent:0;mso-height-percent:0;mso-left-percent:-10001;mso-top-percent:-10001;v-text-anchor:top" filled="f">
             <o:lock v:ext="edit" rotation="t" aspectratio="t" verticies="t" text="t" shapetype="t"/>
             <w10:anchorlock/>
           </v:rect>
@@ -6743,13 +6648,8 @@
         </w:rPr>
       </w:pPr>
       <w:r>
-        <w:rPr>
-          <w:noProof/>
-        </w:rPr>
-      </w:r>
-      <w:r>
-        <w:pict w14:anchorId="2FF026F9">
-          <v:rect id="Horizontal Line 20" o:spid="_x0000_s1035" style="width:468pt;height:1.1pt;visibility:visible;mso-wrap-style:square;mso-left-percent:-10001;mso-top-percent:-10001;mso-position-horizontal:absolute;mso-position-horizontal-relative:char;mso-position-vertical:absolute;mso-position-vertical-relative:line;mso-left-percent:-10001;mso-top-percent:-10001;v-text-anchor:top" o:gfxdata="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" filled="f">
+        <w:pict w14:anchorId="032FAF20">
+          <v:rect id="Horizontal Line 20" o:spid="_x0000_s1035" alt="" style="width:468pt;height:1.1pt;visibility:visible;mso-wrap-style:square;mso-width-percent:0;mso-height-percent:0;mso-left-percent:-10001;mso-top-percent:-10001;mso-position-horizontal:absolute;mso-position-horizontal-relative:char;mso-position-vertical:absolute;mso-position-vertical-relative:line;mso-width-percent:0;mso-height-percent:0;mso-left-percent:-10001;mso-top-percent:-10001;v-text-anchor:top" filled="f">
             <o:lock v:ext="edit" rotation="t" aspectratio="t" verticies="t" text="t" shapetype="t"/>
             <w10:anchorlock/>
           </v:rect>
@@ -7807,13 +7707,8 @@
         </w:rPr>
       </w:pPr>
       <w:r>
-        <w:rPr>
-          <w:noProof/>
-        </w:rPr>
-      </w:r>
-      <w:r>
-        <w:pict w14:anchorId="5D5E015F">
-          <v:rect id="Horizontal Line 21" o:spid="_x0000_s1034" style="width:468pt;height:1.1pt;visibility:visible;mso-wrap-style:square;mso-left-percent:-10001;mso-top-percent:-10001;mso-position-horizontal:absolute;mso-position-horizontal-relative:char;mso-position-vertical:absolute;mso-position-vertical-relative:line;mso-left-percent:-10001;mso-top-percent:-10001;v-text-anchor:top" o:gfxdata="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" filled="f">
+        <w:pict w14:anchorId="4CE600F5">
+          <v:rect id="Horizontal Line 21" o:spid="_x0000_s1034" alt="" style="width:468pt;height:1.1pt;visibility:visible;mso-wrap-style:square;mso-width-percent:0;mso-height-percent:0;mso-left-percent:-10001;mso-top-percent:-10001;mso-position-horizontal:absolute;mso-position-horizontal-relative:char;mso-position-vertical:absolute;mso-position-vertical-relative:line;mso-width-percent:0;mso-height-percent:0;mso-left-percent:-10001;mso-top-percent:-10001;v-text-anchor:top" filled="f">
             <o:lock v:ext="edit" rotation="t" aspectratio="t" verticies="t" text="t" shapetype="t"/>
             <w10:anchorlock/>
           </v:rect>
@@ -8083,13 +7978,8 @@
         </w:rPr>
       </w:pPr>
       <w:r>
-        <w:rPr>
-          <w:noProof/>
-        </w:rPr>
-      </w:r>
-      <w:r>
-        <w:pict w14:anchorId="143A527E">
-          <v:rect id="Horizontal Line 22" o:spid="_x0000_s1033" style="width:468pt;height:1.1pt;visibility:visible;mso-wrap-style:square;mso-left-percent:-10001;mso-top-percent:-10001;mso-position-horizontal:absolute;mso-position-horizontal-relative:char;mso-position-vertical:absolute;mso-position-vertical-relative:line;mso-left-percent:-10001;mso-top-percent:-10001;v-text-anchor:top" o:gfxdata="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" filled="f">
+        <w:pict w14:anchorId="58169BFE">
+          <v:rect id="Horizontal Line 22" o:spid="_x0000_s1033" alt="" style="width:468pt;height:1.1pt;visibility:visible;mso-wrap-style:square;mso-width-percent:0;mso-height-percent:0;mso-left-percent:-10001;mso-top-percent:-10001;mso-position-horizontal:absolute;mso-position-horizontal-relative:char;mso-position-vertical:absolute;mso-position-vertical-relative:line;mso-width-percent:0;mso-height-percent:0;mso-left-percent:-10001;mso-top-percent:-10001;v-text-anchor:top" filled="f">
             <o:lock v:ext="edit" rotation="t" aspectratio="t" verticies="t" text="t" shapetype="t"/>
             <w10:anchorlock/>
           </v:rect>
@@ -8277,13 +8167,8 @@
         </w:rPr>
       </w:pPr>
       <w:r>
-        <w:rPr>
-          <w:noProof/>
-        </w:rPr>
-      </w:r>
-      <w:r>
-        <w:pict w14:anchorId="1DF89460">
-          <v:rect id="Horizontal Line 23" o:spid="_x0000_s1032" style="width:468pt;height:1.1pt;visibility:visible;mso-wrap-style:square;mso-left-percent:-10001;mso-top-percent:-10001;mso-position-horizontal:absolute;mso-position-horizontal-relative:char;mso-position-vertical:absolute;mso-position-vertical-relative:line;mso-left-percent:-10001;mso-top-percent:-10001;v-text-anchor:top" o:gfxdata="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" filled="f">
+        <w:pict w14:anchorId="25BBA869">
+          <v:rect id="Horizontal Line 23" o:spid="_x0000_s1032" alt="" style="width:468pt;height:1.1pt;visibility:visible;mso-wrap-style:square;mso-width-percent:0;mso-height-percent:0;mso-left-percent:-10001;mso-top-percent:-10001;mso-position-horizontal:absolute;mso-position-horizontal-relative:char;mso-position-vertical:absolute;mso-position-vertical-relative:line;mso-width-percent:0;mso-height-percent:0;mso-left-percent:-10001;mso-top-percent:-10001;v-text-anchor:top" filled="f">
             <o:lock v:ext="edit" rotation="t" aspectratio="t" verticies="t" text="t" shapetype="t"/>
             <w10:anchorlock/>
           </v:rect>
@@ -8405,13 +8290,8 @@
         </w:rPr>
       </w:pPr>
       <w:r>
-        <w:rPr>
-          <w:noProof/>
-        </w:rPr>
-      </w:r>
-      <w:r>
-        <w:pict w14:anchorId="4139E864">
-          <v:rect id="Horizontal Line 24" o:spid="_x0000_s1031" style="width:468pt;height:1.1pt;visibility:visible;mso-wrap-style:square;mso-left-percent:-10001;mso-top-percent:-10001;mso-position-horizontal:absolute;mso-position-horizontal-relative:char;mso-position-vertical:absolute;mso-position-vertical-relative:line;mso-left-percent:-10001;mso-top-percent:-10001;v-text-anchor:top" o:gfxdata="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" filled="f">
+        <w:pict w14:anchorId="45CF6C19">
+          <v:rect id="Horizontal Line 24" o:spid="_x0000_s1031" alt="" style="width:468pt;height:1.1pt;visibility:visible;mso-wrap-style:square;mso-width-percent:0;mso-height-percent:0;mso-left-percent:-10001;mso-top-percent:-10001;mso-position-horizontal:absolute;mso-position-horizontal-relative:char;mso-position-vertical:absolute;mso-position-vertical-relative:line;mso-width-percent:0;mso-height-percent:0;mso-left-percent:-10001;mso-top-percent:-10001;v-text-anchor:top" filled="f">
             <o:lock v:ext="edit" rotation="t" aspectratio="t" verticies="t" text="t" shapetype="t"/>
             <w10:anchorlock/>
           </v:rect>
@@ -8611,13 +8491,8 @@
         </w:rPr>
       </w:pPr>
       <w:r>
-        <w:rPr>
-          <w:noProof/>
-        </w:rPr>
-      </w:r>
-      <w:r>
-        <w:pict w14:anchorId="51BB6DBE">
-          <v:rect id="Horizontal Line 25" o:spid="_x0000_s1030" style="width:468pt;height:1.1pt;visibility:visible;mso-wrap-style:square;mso-left-percent:-10001;mso-top-percent:-10001;mso-position-horizontal:absolute;mso-position-horizontal-relative:char;mso-position-vertical:absolute;mso-position-vertical-relative:line;mso-left-percent:-10001;mso-top-percent:-10001;v-text-anchor:top" o:gfxdata="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" filled="f">
+        <w:pict w14:anchorId="646198AC">
+          <v:rect id="Horizontal Line 25" o:spid="_x0000_s1030" alt="" style="width:468pt;height:1.1pt;visibility:visible;mso-wrap-style:square;mso-width-percent:0;mso-height-percent:0;mso-left-percent:-10001;mso-top-percent:-10001;mso-position-horizontal:absolute;mso-position-horizontal-relative:char;mso-position-vertical:absolute;mso-position-vertical-relative:line;mso-width-percent:0;mso-height-percent:0;mso-left-percent:-10001;mso-top-percent:-10001;v-text-anchor:top" filled="f">
             <o:lock v:ext="edit" rotation="t" aspectratio="t" verticies="t" text="t" shapetype="t"/>
             <w10:anchorlock/>
           </v:rect>
@@ -8748,13 +8623,8 @@
         </w:rPr>
       </w:pPr>
       <w:r>
-        <w:rPr>
-          <w:noProof/>
-        </w:rPr>
-      </w:r>
-      <w:r>
-        <w:pict w14:anchorId="71867662">
-          <v:rect id="Horizontal Line 26" o:spid="_x0000_s1029" style="width:468pt;height:1.1pt;visibility:visible;mso-wrap-style:square;mso-left-percent:-10001;mso-top-percent:-10001;mso-position-horizontal:absolute;mso-position-horizontal-relative:char;mso-position-vertical:absolute;mso-position-vertical-relative:line;mso-left-percent:-10001;mso-top-percent:-10001;v-text-anchor:top" o:gfxdata="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" filled="f">
+        <w:pict w14:anchorId="4BFE94EA">
+          <v:rect id="Horizontal Line 26" o:spid="_x0000_s1029" alt="" style="width:468pt;height:1.1pt;visibility:visible;mso-wrap-style:square;mso-width-percent:0;mso-height-percent:0;mso-left-percent:-10001;mso-top-percent:-10001;mso-position-horizontal:absolute;mso-position-horizontal-relative:char;mso-position-vertical:absolute;mso-position-vertical-relative:line;mso-width-percent:0;mso-height-percent:0;mso-left-percent:-10001;mso-top-percent:-10001;v-text-anchor:top" filled="f">
             <o:lock v:ext="edit" rotation="t" aspectratio="t" verticies="t" text="t" shapetype="t"/>
             <w10:anchorlock/>
           </v:rect>
@@ -8867,13 +8737,8 @@
         </w:rPr>
       </w:pPr>
       <w:r>
-        <w:rPr>
-          <w:noProof/>
-        </w:rPr>
-      </w:r>
-      <w:r>
-        <w:pict w14:anchorId="44F94E21">
-          <v:rect id="Horizontal Line 27" o:spid="_x0000_s1028" style="width:468pt;height:1.1pt;visibility:visible;mso-wrap-style:square;mso-left-percent:-10001;mso-top-percent:-10001;mso-position-horizontal:absolute;mso-position-horizontal-relative:char;mso-position-vertical:absolute;mso-position-vertical-relative:line;mso-left-percent:-10001;mso-top-percent:-10001;v-text-anchor:top" o:gfxdata="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" filled="f">
+        <w:pict w14:anchorId="15F999EC">
+          <v:rect id="Horizontal Line 27" o:spid="_x0000_s1028" alt="" style="width:468pt;height:1.1pt;visibility:visible;mso-wrap-style:square;mso-width-percent:0;mso-height-percent:0;mso-left-percent:-10001;mso-top-percent:-10001;mso-position-horizontal:absolute;mso-position-horizontal-relative:char;mso-position-vertical:absolute;mso-position-vertical-relative:line;mso-width-percent:0;mso-height-percent:0;mso-left-percent:-10001;mso-top-percent:-10001;v-text-anchor:top" filled="f">
             <o:lock v:ext="edit" rotation="t" aspectratio="t" verticies="t" text="t" shapetype="t"/>
             <w10:anchorlock/>
           </v:rect>
@@ -9286,13 +9151,8 @@
         </w:rPr>
       </w:pPr>
       <w:r>
-        <w:rPr>
-          <w:noProof/>
-        </w:rPr>
-      </w:r>
-      <w:r>
-        <w:pict w14:anchorId="432957DA">
-          <v:rect id="Horizontal Line 28" o:spid="_x0000_s1027" style="width:468pt;height:1.1pt;visibility:visible;mso-wrap-style:square;mso-left-percent:-10001;mso-top-percent:-10001;mso-position-horizontal:absolute;mso-position-horizontal-relative:char;mso-position-vertical:absolute;mso-position-vertical-relative:line;mso-left-percent:-10001;mso-top-percent:-10001;v-text-anchor:top" o:gfxdata="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" filled="f">
+        <w:pict w14:anchorId="0FBE3664">
+          <v:rect id="Horizontal Line 28" o:spid="_x0000_s1027" alt="" style="width:468pt;height:1.1pt;visibility:visible;mso-wrap-style:square;mso-width-percent:0;mso-height-percent:0;mso-left-percent:-10001;mso-top-percent:-10001;mso-position-horizontal:absolute;mso-position-horizontal-relative:char;mso-position-vertical:absolute;mso-position-vertical-relative:line;mso-width-percent:0;mso-height-percent:0;mso-left-percent:-10001;mso-top-percent:-10001;v-text-anchor:top" filled="f">
             <o:lock v:ext="edit" rotation="t" aspectratio="t" verticies="t" text="t" shapetype="t"/>
             <w10:anchorlock/>
           </v:rect>
@@ -9822,13 +9682,8 @@
         </w:rPr>
       </w:pPr>
       <w:r>
-        <w:rPr>
-          <w:noProof/>
-        </w:rPr>
-      </w:r>
-      <w:r>
-        <w:pict w14:anchorId="26B5DEF7">
-          <v:rect id="Horizontal Line 29" o:spid="_x0000_s1026" style="width:468pt;height:1.1pt;visibility:visible;mso-wrap-style:square;mso-left-percent:-10001;mso-top-percent:-10001;mso-position-horizontal:absolute;mso-position-horizontal-relative:char;mso-position-vertical:absolute;mso-position-vertical-relative:line;mso-left-percent:-10001;mso-top-percent:-10001;v-text-anchor:top" o:gfxdata="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" filled="f">
+        <w:pict w14:anchorId="3FDE4E41">
+          <v:rect id="Horizontal Line 29" o:spid="_x0000_s1026" alt="" style="width:468pt;height:1.1pt;visibility:visible;mso-wrap-style:square;mso-width-percent:0;mso-height-percent:0;mso-left-percent:-10001;mso-top-percent:-10001;mso-position-horizontal:absolute;mso-position-horizontal-relative:char;mso-position-vertical:absolute;mso-position-vertical-relative:line;mso-width-percent:0;mso-height-percent:0;mso-left-percent:-10001;mso-top-percent:-10001;v-text-anchor:top" filled="f">
             <o:lock v:ext="edit" rotation="t" aspectratio="t" verticies="t" text="t" shapetype="t"/>
             <w10:anchorlock/>
           </v:rect>
